--- a/fichas/lengua/soluciones_lengua_lenguaje-figurado_6.docx
+++ b/fichas/lengua/soluciones_lengua_lenguaje-figurado_6.docx
@@ -224,6 +224,255 @@
           <w:sz w:val="22"/>
         </w:rPr>
         <w:t>Le dije ___ al entrar (ola/hola) → hola</w:t>
+      </w:r>
+    </w:p>
+    <w:p>
+      <w:pPr>
+        <w:spacing w:after="40"/>
+      </w:pPr>
+    </w:p>
+    <w:tbl>
+      <w:tblPr>
+        <w:tblW w:type="auto" w:w="0"/>
+        <w:jc w:val="left"/>
+        <w:tblLayout w:type="fixed"/>
+        <w:tblLook w:firstColumn="1" w:firstRow="1" w:lastColumn="0" w:lastRow="0" w:noHBand="0" w:noVBand="1" w:val="04A0"/>
+        <w:tblLayout w:type="fixed"/>
+        <w:tblW w:w="10034" w:type="dxa"/>
+        <w:tblInd w:w="0" w:type="dxa"/>
+      </w:tblPr>
+      <w:tblGrid>
+        <w:gridCol w:w="10092"/>
+      </w:tblGrid>
+      <w:tr>
+        <w:tc>
+          <w:tcPr>
+            <w:tcW w:type="dxa" w:w="10035"/>
+            <w:shd w:val="clear" w:color="auto" w:fill="595959"/>
+            <w:tcBorders>
+              <w:top w:val="single" w:sz="4" w:space="0" w:color="595959"/>
+              <w:left w:val="single" w:sz="4" w:space="0" w:color="595959"/>
+              <w:bottom w:val="single" w:sz="4" w:space="0" w:color="595959"/>
+              <w:right w:val="single" w:sz="4" w:space="0" w:color="595959"/>
+            </w:tcBorders>
+          </w:tcPr>
+          <w:p>
+            <w:pPr>
+              <w:spacing w:before="60" w:after="60"/>
+            </w:pPr>
+            <w:r>
+              <w:rPr>
+                <w:b/>
+                <w:color w:val="FFFFFF"/>
+                <w:sz w:val="25"/>
+              </w:rPr>
+              <w:t>4. Verdadero o falso</w:t>
+            </w:r>
+          </w:p>
+        </w:tc>
+      </w:tr>
+    </w:tbl>
+    <w:p>
+      <w:pPr>
+        <w:spacing w:after="40"/>
+      </w:pPr>
+    </w:p>
+    <w:p>
+      <w:pPr>
+        <w:spacing w:after="120"/>
+      </w:pPr>
+      <w:r>
+        <w:rPr>
+          <w:sz w:val="22"/>
+        </w:rPr>
+        <w:t xml:space="preserve">1. El lenguaje literal usa las palabras con su significado exacto. → Verdadero</w:t>
+      </w:r>
+    </w:p>
+    <w:p>
+      <w:pPr>
+        <w:spacing w:after="120"/>
+      </w:pPr>
+      <w:r>
+        <w:rPr>
+          <w:sz w:val="22"/>
+        </w:rPr>
+        <w:t xml:space="preserve">2. El lenguaje figurado da a las palabras un significado distinto. → Verdadero</w:t>
+      </w:r>
+    </w:p>
+    <w:p>
+      <w:pPr>
+        <w:spacing w:after="120"/>
+      </w:pPr>
+      <w:r>
+        <w:rPr>
+          <w:sz w:val="22"/>
+        </w:rPr>
+        <w:t xml:space="preserve">3. "Llueve a cántaros" es un ejemplo de lenguaje literal. → Falso</w:t>
+      </w:r>
+    </w:p>
+    <w:p>
+      <w:pPr>
+        <w:spacing w:after="120"/>
+      </w:pPr>
+      <w:r>
+        <w:rPr>
+          <w:sz w:val="22"/>
+        </w:rPr>
+        <w:t xml:space="preserve">4. Las frases hechas cambian de significado si se cambia una palabra. → Verdadero</w:t>
+      </w:r>
+    </w:p>
+    <w:p>
+      <w:pPr>
+        <w:spacing w:after="120"/>
+      </w:pPr>
+      <w:r>
+        <w:rPr>
+          <w:sz w:val="22"/>
+        </w:rPr>
+        <w:t xml:space="preserve">5. El significado de una frase hecha se deduce palabra por palabra. → Falso</w:t>
+      </w:r>
+    </w:p>
+    <w:p>
+      <w:pPr>
+        <w:spacing w:after="120"/>
+      </w:pPr>
+      <w:r>
+        <w:rPr>
+          <w:sz w:val="22"/>
+        </w:rPr>
+        <w:t xml:space="preserve">6. "Tener la cabeza en las nubes" es una frase hecha. → Verdadero</w:t>
+      </w:r>
+    </w:p>
+    <w:p>
+      <w:pPr>
+        <w:spacing w:after="120"/>
+      </w:pPr>
+      <w:r>
+        <w:rPr>
+          <w:sz w:val="22"/>
+        </w:rPr>
+        <w:t xml:space="preserve">7. El lenguaje figurado nunca se usa en la poesía. → Falso</w:t>
+      </w:r>
+    </w:p>
+    <w:p>
+      <w:pPr>
+        <w:spacing w:after="120"/>
+      </w:pPr>
+      <w:r>
+        <w:rPr>
+          <w:sz w:val="22"/>
+        </w:rPr>
+        <w:t xml:space="preserve">8. Decir "el jardín está muy verde" para hablar de su color es lenguaje literal. → Verdadero</w:t>
+      </w:r>
+    </w:p>
+    <w:p>
+      <w:pPr>
+        <w:spacing w:after="120"/>
+      </w:pPr>
+      <w:r>
+        <w:rPr>
+          <w:sz w:val="22"/>
+        </w:rPr>
+        <w:t xml:space="preserve">9. "Estar en las nubes" significa literalmente estar sobre una nube. → Falso</w:t>
+      </w:r>
+    </w:p>
+    <w:p>
+      <w:pPr>
+        <w:spacing w:after="120"/>
+      </w:pPr>
+      <w:r>
+        <w:rPr>
+          <w:sz w:val="22"/>
+        </w:rPr>
+        <w:t xml:space="preserve">10. El lenguaje figurado se usa mucho en la publicidad y la poesía. → Verdadero</w:t>
+      </w:r>
+    </w:p>
+    <w:p>
+      <w:pPr>
+        <w:spacing w:after="120"/>
+      </w:pPr>
+      <w:r>
+        <w:rPr>
+          <w:sz w:val="22"/>
+        </w:rPr>
+        <w:t xml:space="preserve">11. Una frase hecha puede cambiarse de forma libre y significar lo mismo. → Falso</w:t>
+      </w:r>
+    </w:p>
+    <w:p>
+      <w:pPr>
+        <w:spacing w:after="120"/>
+      </w:pPr>
+      <w:r>
+        <w:rPr>
+          <w:sz w:val="22"/>
+        </w:rPr>
+        <w:t xml:space="preserve">12. "Costar un ojo de la cara" significa que algo es muy caro. → Verdadero</w:t>
+      </w:r>
+    </w:p>
+    <w:p>
+      <w:pPr>
+        <w:spacing w:after="120"/>
+      </w:pPr>
+      <w:r>
+        <w:rPr>
+          <w:sz w:val="22"/>
+        </w:rPr>
+        <w:t xml:space="preserve">13. El lenguaje literal se usa, por ejemplo, en un texto científico. → Verdadero</w:t>
+      </w:r>
+    </w:p>
+    <w:p>
+      <w:pPr>
+        <w:spacing w:after="120"/>
+      </w:pPr>
+      <w:r>
+        <w:rPr>
+          <w:sz w:val="22"/>
+        </w:rPr>
+        <w:t xml:space="preserve">14. Las frases hechas forman parte de la cultura y la lengua de una comunidad. → Verdadero</w:t>
+      </w:r>
+    </w:p>
+    <w:p>
+      <w:pPr>
+        <w:spacing w:after="120"/>
+      </w:pPr>
+      <w:r>
+        <w:rPr>
+          <w:sz w:val="22"/>
+        </w:rPr>
+        <w:t xml:space="preserve">15. Toda comparación es automáticamente lenguaje literal. → Falso</w:t>
+      </w:r>
+    </w:p>
+    <w:p>
+      <w:pPr>
+        <w:spacing w:after="120"/>
+      </w:pPr>
+      <w:r>
+        <w:rPr>
+          <w:sz w:val="22"/>
+        </w:rPr>
+        <w:t xml:space="preserve">16. Un mismo texto puede combinar lenguaje literal y lenguaje figurado. → Verdadero</w:t>
+      </w:r>
+    </w:p>
+    <w:p>
+      <w:pPr>
+        <w:spacing w:after="120"/>
+      </w:pPr>
+      <w:r>
+        <w:rPr>
+          <w:sz w:val="22"/>
+        </w:rPr>
+        <w:t xml:space="preserve">17. "Se me hizo un nudo en la garganta" es una frase hecha. → Verdadero</w:t>
+      </w:r>
+    </w:p>
+    <w:p>
+      <w:pPr>
+        <w:spacing w:after="120"/>
+      </w:pPr>
+      <w:r>
+        <w:rPr>
+          <w:sz w:val="22"/>
+        </w:rPr>
+        <w:t xml:space="preserve">18. Entender el lenguaje figurado ayuda a comprender mejor los textos literarios. → Verdadero</w:t>
       </w:r>
     </w:p>
     <w:sectPr>
